--- a/docs/architecture/00_Codebase_Structure_Guide.docx
+++ b/docs/architecture/00_Codebase_Structure_Guide.docx
@@ -32,9 +32,9 @@
       <w:pPr>
         <w:pStyle w:val="Heading1"/>
       </w:pPr>
-      <w:bookmarkStart w:id="20" w:name="krishi-verse-codebase-structure-guide"/>
-      <w:r>
-        <w:t xml:space="preserve">KRISHI-VERSE — CODEBASE STRUCTURE GUIDE</w:t>
+      <w:bookmarkStart w:id="20" w:name="krishalaya-codebase-structure-guide"/>
+      <w:r>
+        <w:t xml:space="preserve">KRISHALAYA — CODEBASE STRUCTURE GUIDE</w:t>
       </w:r>
       <w:bookmarkEnd w:id="20"/>
     </w:p>
@@ -70,7 +70,7 @@
           <w:rStyle w:val="VerbatimChar"/>
           <w:i/>
         </w:rPr>
-        <w:t xml:space="preserve">farmer/krishi-verse/</w:t>
+        <w:t xml:space="preserve">farmer/krishalaya/</w:t>
       </w:r>
       <w:r>
         <w:rPr>
@@ -725,7 +725,7 @@
         <w:rPr>
           <w:rStyle w:val="VerbatimChar"/>
         </w:rPr>
-        <w:t xml:space="preserve">├── tokens/      design tokens generated from your Krishi_Verse_Design_System</w:t>
+        <w:t xml:space="preserve">├── tokens/      design tokens generated from your Krishalaya_Design_System</w:t>
       </w:r>
       <w:r>
         <w:br/>
@@ -1410,7 +1410,7 @@
         <w:rPr>
           <w:rStyle w:val="VerbatimChar"/>
         </w:rPr>
-        <w:t xml:space="preserve">krishi-verse/</w:t>
+        <w:t xml:space="preserve">krishalaya/</w:t>
       </w:r>
       <w:r>
         <w:t xml:space="preserve">, first commit = this skeleton.</w:t>
